--- a/document_templates/russian_library/Исковые_заявления/Семейные_споры/шаблон_Исковое_заявление_о_разделе_кредитов_после_развода_С_представителем_.docx
+++ b/document_templates/russian_library/Исковые_заявления/Семейные_споры/шаблон_Исковое_заявление_о_разделе_кредитов_после_развода_С_представителем_.docx
@@ -26,7 +26,7 @@
           <w:sz w:val="24"/>
           <w:szCs w:val="24"/>
         </w:rPr>
-        <w:t xml:space="preserve">{{ w_t_w_r_w_r_w_rsidr_00705ee2_w_rpr_w_rfonts_w_ascii_times_new_roman_w_hansi_times_new_roman_w_cs_times_new_roman_w_sz_w_val_24_w_szcs_w_val_24_w_lang_w_val_en_us_w_rpr_w_t_court_w_t_w_r_w_r_w_rsidr_00705ee2_w_rsidrpr_00705ee2_w_rpr_w_rfonts_w_ascii_times_new_roman_w_hansi_times_new_roman_w_cs_times_new_roman_w_sz_w_val_24_w_szcs_w_val_24_w_rpr_w_t_w_t_w_r_w_r_w_rsidr_00705ee2_w_rpr_w_rfonts_w_ascii_times_new_roman_w_hansi_times_new_roman_w_cs_times_new_roman_w_sz_w_val_24_w_szcs_w_val_24_w_lang_w_val_en_us_w_rpr_w_t_name_w_t_w_r_w_r_w_rsidr_00705ee2_w_rsidrpr_00705ee2_w_rpr_w_rfonts_w_ascii_times_new_roman_w_hansi_times_new_roman_w_cs_times_new_roman_w_sz_w_val_24_w_szcs_w_val_24_w_rpr_w_t_xml_space_preserve }}</w:t>
+        <w:t xml:space="preserve">{{ court_name }}</w:t>
       </w:r>
     </w:p>
     <w:p>
@@ -40,15 +40,14 @@
           <w:lang w:val="en-US"/>
         </w:rPr>
       </w:pPr>
-      <w:proofErr w:type="gramStart"/>
-      <w:r>
-        <w:rPr>
-          <w:rFonts w:ascii="Times New Roman" w:hAnsi="Times New Roman" w:cs="Times New Roman"/>
-          <w:sz w:val="24"/>
-          <w:szCs w:val="24"/>
-          <w:lang w:val="en-US"/>
-        </w:rPr>
-        <w:t xml:space="preserve">{{ w_t_w_r_w_prooferr_w_type_spellstart_w_r_w_rpr_w_rfonts_w_ascii_times_new_roman_w_hansi_times_new_roman_w_cs_times_new_roman_w_sz_w_val_24_w_szcs_w_val_24_w_lang_w_val_en_us_w_rpr_w_t_court_w_t_w_r_w_prooferr_w_type_gramend_w_r_w_rsidrpr_004815c0_w_rpr_w_rfonts_w_ascii_times_new_roman_w_hansi_times_new_roman_w_cs_times_new_roman_w_sz_w_val_24_w_szcs_w_val_24_w_lang_w_val_en_us_w_rpr_w_t_w_t_w_r_w_r_w_rpr_w_rfonts_w_ascii_times_new_roman_w_hansi_times_new_roman_w_cs_times_new_roman_w_sz_w_val_24_w_szcs_w_val_24_w_lang_w_val_en_us_w_rpr_w_t_address_w_t_w_r_w_prooferr_w_type_spellend_w_r_w_rsidrpr_004815c0_w_rpr_w_rfonts_w_ascii_times_new_roman_w_hansi_times_new_roman_w_cs_times_new_roman_w_sz_w_val_24_w_szcs_w_val_24_w_lang_w_val_en_us_w_rpr_w_t_xml_space_preserve }}</w:t>
+      <w:r>
+        <w:rPr>
+          <w:rFonts w:ascii="Times New Roman" w:hAnsi="Times New Roman" w:cs="Times New Roman"/>
+          <w:sz w:val="24"/>
+          <w:szCs w:val="24"/>
+          <w:lang w:val="en-US"/>
+        </w:rPr>
+        <w:t xml:space="preserve">{{ court_address }}</w:t>
       </w:r>
     </w:p>
     <w:p>
@@ -86,7 +85,7 @@
           <w:szCs w:val="24"/>
           <w:lang w:val="en-US"/>
         </w:rPr>
-        <w:t xml:space="preserve">{{ w_t_w_r_w_r_w_rsidr_00705ee2_w_rpr_w_rfonts_w_ascii_times_new_roman_w_hansi_times_new_roman_w_cs_times_new_roman_w_sz_w_val_24_w_szcs_w_val_24_w_lang_w_val_en_us_w_rpr_w_t_plaintiff_w_t_w_r_w_r_w_rsidr_00705ee2_w_rsidrpr_004815c0_w_rpr_w_rfonts_w_ascii_times_new_roman_w_hansi_times_new_roman_w_cs_times_new_roman_w_sz_w_val_24_w_szcs_w_val_24_w_lang_w_val_en_us_w_rpr_w_t_xml_space_preserve }}</w:t>
+        <w:t xml:space="preserve">{{ plaintiff }}</w:t>
       </w:r>
     </w:p>
     <w:p>
@@ -115,7 +114,7 @@
           <w:szCs w:val="24"/>
           <w:lang w:val="en-US"/>
         </w:rPr>
-        <w:t>: {{ w_t_w_r_w_r_w_rpr_w_rfonts_w_ascii_times_new_roman_w_hansi_times_new_roman_w_cs_times_new_roman_w_sz_w_val_24_w_szcs_w_val_24_w_lang_w_val_en_us_w_rpr_w_t_xml_space_preserve_w_t_w_r_w_prooferr_w_type_spellstart_w_r_w_rpr_w_rfonts_w_ascii_times_new_roman_w_hansi_times_new_roman_w_cs_times_new_roman_w_sz_w_val_24_w_szcs_w_val_24_w_lang_w_val_en_us_w_rpr_w_t_plaintiff_representative_w_t_w_r_w_prooferr_w_type_spellend_w_r_w_rpr_w_rfonts_w_ascii_times_new_roman_w_hansi_times_new_roman_w_cs_times_new_roman_w_sz_w_val_24_w_szcs_w_val_24_w_lang_w_val_en_us_w_rpr_w_t_xml_space_preserve }}</w:t>
+        <w:t>: {{ plaintiff_representative }}</w:t>
       </w:r>
     </w:p>
     <w:p>
@@ -170,7 +169,7 @@
           <w:szCs w:val="24"/>
           <w:lang w:val="en-US"/>
         </w:rPr>
-        <w:t xml:space="preserve">{{ w_t_w_r_w_prooferr_w_type_spellstart_w_r_w_rsidr_00705ee2_w_rpr_w_rfonts_w_ascii_times_new_roman_w_hansi_times_new_roman_w_cs_times_new_roman_w_sz_w_val_24_w_szcs_w_val_24_w_lang_w_val_en_us_w_rpr_w_t_plaintiff_w_t_w_r_w_r_w_rsidr_00705ee2_w_rsidrpr_004815c0_w_rpr_w_rfonts_w_ascii_times_new_roman_w_hansi_times_new_roman_w_cs_times_new_roman_w_sz_w_val_24_w_szcs_w_val_24_w_lang_w_val_en_us_w_rpr_w_t_w_t_w_r_w_r_w_rsidr_00705ee2_w_rpr_w_rfonts_w_ascii_times_new_roman_w_hansi_times_new_roman_w_cs_times_new_roman_w_sz_w_val_24_w_szcs_w_val_24_w_lang_w_val_en_us_w_rpr_w_t_representative_w_t_w_r_w_prooferr_w_type_spellend_w_r_w_rsidr_00705ee2_w_rsidrpr_004815c0_w_rpr_w_rfonts_w_ascii_times_new_roman_w_hansi_times_new_roman_w_cs_times_new_roman_w_sz_w_val_24_w_szcs_w_val_24_w_lang_w_val_en_us_w_rpr_w_t_xml_space_preserve }}</w:t>
+        <w:t xml:space="preserve">{{ plaintiff_representative }}</w:t>
       </w:r>
     </w:p>
     <w:p>
@@ -208,7 +207,7 @@
           <w:szCs w:val="24"/>
           <w:lang w:val="en-US"/>
         </w:rPr>
-        <w:t xml:space="preserve">{{ w_t_w_r_w_r_w_rsidr_00705ee2_w_rpr_w_rfonts_w_ascii_times_new_roman_w_hansi_times_new_roman_w_cs_times_new_roman_w_sz_w_val_24_w_szcs_w_val_24_w_lang_w_val_en_us_w_rpr_w_t_defendant_w_t_w_r_w_r_w_rsidr_00705ee2_w_rsidrpr_004815c0_w_rpr_w_rfonts_w_ascii_times_new_roman_w_hansi_times_new_roman_w_cs_times_new_roman_w_sz_w_val_24_w_szcs_w_val_24_w_lang_w_val_en_us_w_rpr_w_t_xml_space_preserve }}</w:t>
+        <w:t xml:space="preserve">{{ defendant }}</w:t>
       </w:r>
     </w:p>
     <w:p>
@@ -235,7 +234,7 @@
           <w:sz w:val="24"/>
           <w:szCs w:val="24"/>
         </w:rPr>
-        <w:t xml:space="preserve">{{ w_t_w_r_w_r_w_rsidr_00705ee2_w_rpr_w_rfonts_w_ascii_times_new_roman_w_hansi_times_new_roman_w_cs_times_new_roman_w_sz_w_val_24_w_szcs_w_val_24_w_lang_w_val_en_us_w_rpr_w_t_registration_w_t_w_r_w_r_w_rsidr_00705ee2_w_rsidrpr_004815c0_w_rpr_w_rfonts_w_ascii_times_new_roman_w_hansi_times_new_roman_w_cs_times_new_roman_w_sz_w_val_24_w_szcs_w_val_24_w_rpr_w_t_w_t_w_r_w_r_w_rsidr_00705ee2_w_rpr_w_rfonts_w_ascii_times_new_roman_w_hansi_times_new_roman_w_cs_times_new_roman_w_sz_w_val_24_w_szcs_w_val_24_w_lang_w_val_en_us_w_rpr_w_t_address_w_t_w_r_w_r_w_rsidr_00705ee2_w_rsidrpr_004815c0_w_rpr_w_rfonts_w_ascii_times_new_roman_w_hansi_times_new_roman_w_cs_times_new_roman_w_sz_w_val_24_w_szcs_w_val_24_w_rpr_w_t_xml_space_preserve }}</w:t>
+        <w:t xml:space="preserve">{{ registration_address }}</w:t>
       </w:r>
     </w:p>
     <w:p>
@@ -280,7 +279,7 @@
           <w:sz w:val="24"/>
           <w:szCs w:val="24"/>
         </w:rPr>
-        <w:t xml:space="preserve">{{ w_t_w_r_w_r_w_rsidr_00705ee2_w_rpr_w_rfonts_w_ascii_times_new_roman_w_hansi_times_new_roman_w_cs_times_new_roman_w_sz_w_val_24_w_szcs_w_val_24_w_lang_w_val_en_us_w_rpr_w_t_married_w_t_w_r_w_r_w_rsidr_00705ee2_w_rsidrpr_00705ee2_w_rpr_w_rfonts_w_ascii_times_new_roman_w_hansi_times_new_roman_w_cs_times_new_roman_w_sz_w_val_24_w_szcs_w_val_24_w_rpr_w_t_w_t_w_r_w_r_w_rsidr_00705ee2_w_rpr_w_rfonts_w_ascii_times_new_roman_w_hansi_times_new_roman_w_cs_times_new_roman_w_sz_w_val_24_w_szcs_w_val_24_w_lang_w_val_en_us_w_rpr_w_t_to_w_t_w_r_w_r_w_rsidr_00705ee2_w_rsidrpr_00705ee2_w_rpr_w_rfonts_w_ascii_times_new_roman_w_hansi_times_new_roman_w_cs_times_new_roman_w_sz_w_val_24_w_szcs_w_val_24_w_rpr_w_t_xml_space_preserve }}</w:t>
+        <w:t xml:space="preserve">{{ married_to }}</w:t>
       </w:r>
       <w:r>
         <w:rPr>
@@ -296,7 +295,7 @@
           <w:sz w:val="24"/>
           <w:szCs w:val="24"/>
         </w:rPr>
-        <w:t xml:space="preserve">{{ w_t_w_r_w_r_w_rsidr_00705ee2_w_rpr_w_rfonts_w_ascii_times_new_roman_w_hansi_times_new_roman_w_cs_times_new_roman_w_sz_w_val_24_w_szcs_w_val_24_w_lang_w_val_en_us_w_rpr_w_t_married_w_t_w_r_w_r_w_rsidr_00705ee2_w_rsidrpr_00705ee2_w_rpr_w_rfonts_w_ascii_times_new_roman_w_hansi_times_new_roman_w_cs_times_new_roman_w_sz_w_val_24_w_szcs_w_val_24_w_rpr_w_t_w_t_w_r_w_r_w_rsidr_00705ee2_w_rpr_w_rfonts_w_ascii_times_new_roman_w_hansi_times_new_roman_w_cs_times_new_roman_w_sz_w_val_24_w_szcs_w_val_24_w_lang_w_val_en_us_w_rpr_w_t_until_w_t_w_r_w_r_w_rsidr_00705ee2_w_rsidrpr_00705ee2_w_rpr_w_rfonts_w_ascii_times_new_roman_w_hansi_times_new_roman_w_cs_times_new_roman_w_sz_w_val_24_w_szcs_w_val_24_w_rpr_w_t_xml_space_preserve }}</w:t>
+        <w:t xml:space="preserve">{{ married_until }}</w:t>
       </w:r>
       <w:r>
         <w:rPr>
@@ -312,7 +311,7 @@
           <w:sz w:val="24"/>
           <w:szCs w:val="24"/>
         </w:rPr>
-        <w:t xml:space="preserve">{{ w_t_w_r_w_r_w_rsidr_00705ee2_w_rpr_w_rfonts_w_ascii_times_new_roman_w_hansi_times_new_roman_w_cs_times_new_roman_w_sz_w_val_24_w_szcs_w_val_24_w_lang_w_val_en_us_w_rpr_w_t_loan_w_t_w_r_w_r_w_rsidr_00705ee2_w_rsidrpr_00705ee2_w_rpr_w_rfonts_w_ascii_times_new_roman_w_hansi_times_new_roman_w_cs_times_new_roman_w_sz_w_val_24_w_szcs_w_val_24_w_rpr_w_t_w_t_w_r_w_r_w_rsidr_00705ee2_w_rpr_w_rfonts_w_ascii_times_new_roman_w_hansi_times_new_roman_w_cs_times_new_roman_w_sz_w_val_24_w_szcs_w_val_24_w_lang_w_val_en_us_w_rpr_w_t_details_w_t_w_r_w_r_w_rsidr_00705ee2_w_rsidrpr_00705ee2_w_rpr_w_rfonts_w_ascii_times_new_roman_w_hansi_times_new_roman_w_cs_times_new_roman_w_sz_w_val_24_w_szcs_w_val_24_w_rpr_w_t_xml_space_preserve }}</w:t>
+        <w:t xml:space="preserve">{{ loan_details }}</w:t>
       </w:r>
       <w:r>
         <w:rPr>
@@ -346,7 +345,7 @@
           <w:sz w:val="24"/>
           <w:szCs w:val="24"/>
         </w:rPr>
-        <w:t xml:space="preserve"> {{ w_t_w_r_w_r_w_rsidr_00705ee2_w_rpr_w_rfonts_w_ascii_times_new_roman_w_hansi_times_new_roman_w_cs_times_new_roman_w_sz_w_val_24_w_szcs_w_val_24_w_lang_w_val_en_us_w_rpr_w_t_loan_w_t_w_r_w_r_w_rsidr_00705ee2_w_rsidrpr_00705ee2_w_rpr_w_rfonts_w_ascii_times_new_roman_w_hansi_times_new_roman_w_cs_times_new_roman_w_sz_w_val_24_w_szcs_w_val_24_w_rpr_w_t_w_t_w_r_w_r_w_rsidr_00705ee2_w_rpr_w_rfonts_w_ascii_times_new_roman_w_hansi_times_new_roman_w_cs_times_new_roman_w_sz_w_val_24_w_szcs_w_val_24_w_lang_w_val_en_us_w_rpr_w_t_target_w_t_w_r_w_r_w_rsidr_00705ee2_w_rsidrpr_00705ee2_w_rpr_w_rfonts_w_ascii_times_new_roman_w_hansi_times_new_roman_w_cs_times_new_roman_w_sz_w_val_24_w_szcs_w_val_24_w_rpr_w_t_xml_space_preserve }}. {{ w_t_w_r_w_r_w_rsidr_00705ee2_w_rpr_w_rfonts_w_ascii_times_new_roman_w_hansi_times_new_roman_w_cs_times_new_roman_w_sz_w_val_24_w_szcs_w_val_24_w_lang_w_val_en_us_w_rpr_w_t_who_w_t_w_r_w_r_w_rsidr_00705ee2_w_rsidrpr_00705ee2_w_rpr_w_rfonts_w_ascii_times_new_roman_w_hansi_times_new_roman_w_cs_times_new_roman_w_sz_w_val_24_w_szcs_w_val_24_w_rpr_w_t_w_t_w_r_w_r_w_rsidr_00705ee2_w_rpr_w_rfonts_w_ascii_times_new_roman_w_hansi_times_new_roman_w_cs_times_new_roman_w_sz_w_val_24_w_szcs_w_val_24_w_lang_w_val_en_us_w_rpr_w_t_pays_w_t_w_r_w_r_w_rsidr_00705ee2_w_rsidrpr_00705ee2_w_rpr_w_rfonts_w_ascii_times_new_roman_w_hansi_times_new_roman_w_cs_times_new_roman_w_sz_w_val_24_w_szcs_w_val_24_w_rpr_w_t_w_t_w_r_w_r_w_rsidr_00705ee2_w_rpr_w_rfonts_w_ascii_times_new_roman_w_hansi_times_new_roman_w_cs_times_new_roman_w_sz_w_val_24_w_szcs_w_val_24_w_lang_w_val_en_us_w_rpr_w_t_the_w_t_w_r_w_r_w_rsidr_00705ee2_w_rsidrpr_00705ee2_w_rpr_w_rfonts_w_ascii_times_new_roman_w_hansi_times_new_roman_w_cs_times_new_roman_w_sz_w_val_24_w_szcs_w_val_24_w_rpr_w_t_w_t_w_r_w_r_w_rsidr_00705ee2_w_rpr_w_rfonts_w_ascii_times_new_roman_w_hansi_times_new_roman_w_cs_times_new_roman_w_sz_w_val_24_w_szcs_w_val_24_w_lang_w_val_en_us_w_rpr_w_t_loan_w_t_w_r_w_r_w_rsidr_00705ee2_w_rsidrpr_00705ee2_w_rpr_w_rfonts_w_ascii_times_new_roman_w_hansi_times_new_roman_w_cs_times_new_roman_w_sz_w_val_24_w_szcs_w_val_24_w_rpr_w_t_xml_space_preserve }}</w:t>
+        <w:t xml:space="preserve"> {{ loan_target }}. {{ who_pays_the_loan }}</w:t>
       </w:r>
       <w:r>
         <w:rPr>
@@ -427,7 +426,7 @@
           <w:sz w:val="24"/>
           <w:szCs w:val="24"/>
         </w:rPr>
-        <w:t xml:space="preserve">{{ w_t_w_r_w_r_w_rsidr_00705ee2_w_rpr_w_rfonts_w_ascii_times_new_roman_w_hansi_times_new_roman_w_cs_times_new_roman_w_sz_w_val_24_w_szcs_w_val_24_w_lang_w_val_en_us_w_rpr_w_t_loan_w_t_w_r_w_r_w_rsidr_00705ee2_w_rsidrpr_00705ee2_w_rpr_w_rfonts_w_ascii_times_new_roman_w_hansi_times_new_roman_w_cs_times_new_roman_w_sz_w_val_24_w_szcs_w_val_24_w_rpr_w_t_w_t_w_r_w_r_w_rsidr_00705ee2_w_rpr_w_rfonts_w_ascii_times_new_roman_w_hansi_times_new_roman_w_cs_times_new_roman_w_sz_w_val_24_w_szcs_w_val_24_w_lang_w_val_en_us_w_rpr_w_t_number_w_t_w_r_w_r_w_rsidr_00705ee2_w_rsidrpr_00705ee2_w_rpr_w_rfonts_w_ascii_times_new_roman_w_hansi_times_new_roman_w_cs_times_new_roman_w_sz_w_val_24_w_szcs_w_val_24_w_rpr_w_t_xml_space_preserve }}</w:t>
+        <w:t xml:space="preserve">{{ loan_number }}</w:t>
       </w:r>
       <w:r>
         <w:rPr>
@@ -443,7 +442,7 @@
           <w:sz w:val="24"/>
           <w:szCs w:val="24"/>
         </w:rPr>
-        <w:t xml:space="preserve">{{ w_t_w_r_w_r_w_rsidr_00705ee2_w_rpr_w_rfonts_w_ascii_times_new_roman_w_hansi_times_new_roman_w_cs_times_new_roman_w_sz_w_val_24_w_szcs_w_val_24_w_lang_w_val_en_us_w_rpr_w_t_loan_w_t_w_r_w_r_w_rsidr_00705ee2_w_rsidrpr_00705ee2_w_rpr_w_rfonts_w_ascii_times_new_roman_w_hansi_times_new_roman_w_cs_times_new_roman_w_sz_w_val_24_w_szcs_w_val_24_w_rpr_w_t_w_t_w_r_w_r_w_rsidr_00705ee2_w_rpr_w_rfonts_w_ascii_times_new_roman_w_hansi_times_new_roman_w_cs_times_new_roman_w_sz_w_val_24_w_szcs_w_val_24_w_lang_w_val_en_us_w_rpr_w_t_date_w_t_w_r_w_r_w_rsidr_00705ee2_w_rsidrpr_00705ee2_w_rpr_w_rfonts_w_ascii_times_new_roman_w_hansi_times_new_roman_w_cs_times_new_roman_w_sz_w_val_24_w_szcs_w_val_24_w_rpr_w_t_w_t_w_r_w_r_w_rsidr_00705ee2_w_rpr_w_rfonts_w_ascii_times_new_roman_w_hansi_times_new_roman_w_cs_times_new_roman_w_sz_w_val_24_w_szcs_w_val_24_w_lang_w_val_en_us_w_rpr_w_t_from_w_t_w_r_w_r_w_rsidr_00705ee2_w_rsidrpr_00705ee2_w_rpr_w_rfonts_w_ascii_times_new_roman_w_hansi_times_new_roman_w_cs_times_new_roman_w_sz_w_val_24_w_szcs_w_val_24_w_rpr_w_t_xml_space_preserve }}</w:t>
+        <w:t xml:space="preserve">{{ loan_date_from }}</w:t>
       </w:r>
       <w:r>
         <w:rPr>
@@ -467,7 +466,7 @@
           <w:sz w:val="24"/>
           <w:szCs w:val="24"/>
         </w:rPr>
-        <w:t xml:space="preserve">{{ w_t_w_r_w_r_w_rsidr_00705ee2_w_rpr_w_rfonts_w_ascii_times_new_roman_w_hansi_times_new_roman_w_cs_times_new_roman_w_sz_w_val_24_w_szcs_w_val_24_w_lang_w_val_en_us_w_rpr_w_t_proportions_w_t_w_r_w_r_w_rsidr_00705ee2_w_rsidrpr_00705ee2_w_rpr_w_rfonts_w_ascii_times_new_roman_w_hansi_times_new_roman_w_cs_times_new_roman_w_sz_w_val_24_w_szcs_w_val_24_w_rpr_w_t_w_t_w_r_w_r_w_rsidr_00705ee2_w_rpr_w_rfonts_w_ascii_times_new_roman_w_hansi_times_new_roman_w_cs_times_new_roman_w_sz_w_val_24_w_szcs_w_val_24_w_lang_w_val_en_us_w_rpr_w_t_paid_w_t_w_r_w_r_w_rsidr_00705ee2_w_rsidrpr_00705ee2_w_rpr_w_rfonts_w_ascii_times_new_roman_w_hansi_times_new_roman_w_cs_times_new_roman_w_sz_w_val_24_w_szcs_w_val_24_w_rpr_w_t_xml_space_preserve }}</w:t>
+        <w:t xml:space="preserve">{{ proportions_paid }}</w:t>
       </w:r>
       <w:r>
         <w:rPr>
@@ -516,7 +515,7 @@
           <w:szCs w:val="24"/>
           <w:lang w:val="en-US"/>
         </w:rPr>
-        <w:t xml:space="preserve">{{ w_t_w_r_w_r_w_rsidr_004815c0_w_rpr_w_rfonts_w_ascii_times_new_roman_w_hansi_times_new_roman_w_cs_times_new_roman_w_i_w_ics_w_sz_w_val_24_w_szcs_w_val_24_w_lang_w_val_en_us_w_rpr_w_t_signature_w_t_w_r_w_r_w_rpr_w_rfonts_w_ascii_times_new_roman_w_hansi_times_new_roman_w_cs_times_new_roman_w_i_w_ics_w_sz_w_val_24_w_szcs_w_val_24_w_lang_w_val_en_us_w_rpr_w_t_xml_space_preserve }}</w:t>
+        <w:t xml:space="preserve">{{ signature }}</w:t>
       </w:r>
       <w:r>
         <w:rPr>
